--- a/fixtures/classic/classic-cover-letter-letter.docx
+++ b/fixtures/classic/classic-cover-letter-letter.docx
@@ -140,7 +140,7 @@
         <w:rPr>
           <w:rtl w:val="0"/>
         </w:rPr>
-        <w:t xml:space="preserve">This past summer I worked as a summer analyst at Ridgeway Capital Partners. I built three-statement models for two retail clients, drafted the industry section of a sell-side pitch book, and checked a 40-tab merger model before it went out. That last job taught me to slow down and trace every link, which is how I found a circular reference in the debt schedule a day before the client meeting.</w:t>
+        <w:t xml:space="preserve">This past summer I worked as a summer analyst at Harlan Quay Capital Partners. I built three-statement models for two retail clients, drafted the industry section of a sell-side pitch book, and checked a 40-tab merger model before it went out. That last job taught me to slow down and trace every link, which is how I found a circular reference in the debt schedule a day before the client meeting.</w:t>
       </w:r>
     </w:p>
     <w:p>

--- a/fixtures/classic/classic-cover-letter-letter.docx
+++ b/fixtures/classic/classic-cover-letter-letter.docx
@@ -31,7 +31,7 @@
           <w:rPr>
             <w:rtl w:val="0"/>
           </w:rPr>
-          <w:t xml:space="preserve">olivia.bennett@email.com</w:t>
+          <w:t xml:space="preserve">olivia.bennett@example.com</w:t>
         </w:r>
       </w:hyperlink>
       <w:r>
